--- a/Documents/Use_Cases_ChurnSight_v2_0.docx
+++ b/Documents/Use_Cases_ChurnSight_v2_0.docx
@@ -222,6 +222,29 @@
           <w:szCs w:val="18"/>
         </w:rPr>
         <w:t xml:space="preserve">October 2026</w:t>
+      </w:r>
+    </w:p>
+    <w:p>
+      <w:pPr>
+        <w:spacing w:after="40" w:before="40"/>
+      </w:pPr>
+      <w:r>
+        <w:rPr>
+          <w:b/>
+          <w:bCs/>
+          <w:color w:val="64748B"/>
+          <w:sz w:val="18"/>
+          <w:szCs w:val="18"/>
+        </w:rPr>
+        <w:t xml:space="preserve">Revised:  </w:t>
+      </w:r>
+      <w:r>
+        <w:rPr>
+          <w:color w:val="1E293B"/>
+          <w:sz w:val="18"/>
+          <w:szCs w:val="18"/>
+        </w:rPr>
+        <w:t xml:space="preserve">14 Oct 2026 — checked against the live code; see Change Log</w:t>
       </w:r>
     </w:p>
     <w:p>
@@ -416,7 +439,7 @@
                 <w:sz w:val="18"/>
                 <w:szCs w:val="18"/>
               </w:rPr>
-              <w:t xml:space="preserve">Full</w:t>
+              <w:t xml:space="preserve">Full (admin or owner role)</w:t>
             </w:r>
           </w:p>
         </w:tc>
@@ -484,7 +507,7 @@
                 <w:sz w:val="18"/>
                 <w:szCs w:val="18"/>
               </w:rPr>
-              <w:t xml:space="preserve">Standard</w:t>
+              <w:t xml:space="preserve">Standard (analyst role)</w:t>
             </w:r>
           </w:p>
         </w:tc>
@@ -552,7 +575,7 @@
                 <w:sz w:val="18"/>
                 <w:szCs w:val="18"/>
               </w:rPr>
-              <w:t xml:space="preserve">Read-only</w:t>
+              <w:t xml:space="preserve">Read-only (viewer role)</w:t>
             </w:r>
           </w:p>
         </w:tc>
@@ -889,25 +912,25 @@
           <w:sz w:val="20"/>
           <w:szCs w:val="20"/>
         </w:rPr>
-        <w:t xml:space="preserve">System preprocesses data and trains three ML models in parallel.</w:t>
-      </w:r>
-    </w:p>
-    <w:p>
-      <w:pPr>
-        <w:pStyle w:val="ListParagraph"/>
-        <w:numPr>
-          <w:ilvl w:val="0"/>
-          <w:numId w:val="2"/>
-        </w:numPr>
-        <w:spacing w:after="40" w:before="40"/>
-      </w:pPr>
-      <w:r>
-        <w:rPr>
-          <w:color w:val="1E293B"/>
-          <w:sz w:val="20"/>
-          <w:szCs w:val="20"/>
-        </w:rPr>
-        <w:t xml:space="preserve">System selects the best model by AUC-ROC and saves it as churn_model.pkl.</w:t>
+        <w:t xml:space="preserve">System runs training as a background job: gradient boosting, logistic regression and random forest are compared.</w:t>
+      </w:r>
+    </w:p>
+    <w:p>
+      <w:pPr>
+        <w:pStyle w:val="ListParagraph"/>
+        <w:numPr>
+          <w:ilvl w:val="0"/>
+          <w:numId w:val="2"/>
+        </w:numPr>
+        <w:spacing w:after="40" w:before="40"/>
+      </w:pPr>
+      <w:r>
+        <w:rPr>
+          <w:color w:val="1E293B"/>
+          <w:sz w:val="20"/>
+          <w:szCs w:val="20"/>
+        </w:rPr>
+        <w:t xml:space="preserve">System picks the best by cross-validated PR-AUC, calibrates it and saves it as a new version in the workspace model registry.</w:t>
       </w:r>
     </w:p>
     <w:p>
@@ -3228,6 +3251,58 @@
           <w:szCs w:val="20"/>
         </w:rPr>
         <w:t xml:space="preserve">2b. Admin views and revokes API keys → separate sub-tab lists keys with last-used time; revoke is immediate.</w:t>
+      </w:r>
+    </w:p>
+    <w:p>
+      <w:pPr>
+        <w:pStyle w:val="Heading2"/>
+        <w:spacing w:after="120" w:before="280"/>
+      </w:pPr>
+      <w:r>
+        <w:rPr>
+          <w:b/>
+          <w:bCs/>
+          <w:color w:val="176BFA"/>
+          <w:sz w:val="24"/>
+          <w:szCs w:val="24"/>
+        </w:rPr>
+        <w:t xml:space="preserve">CHANGE LOG</w:t>
+      </w:r>
+    </w:p>
+    <w:p>
+      <w:pPr>
+        <w:pStyle w:val="ListParagraph"/>
+        <w:numPr>
+          <w:ilvl w:val="0"/>
+          <w:numId w:val="3"/>
+        </w:numPr>
+        <w:spacing w:after="40" w:before="40"/>
+      </w:pPr>
+      <w:r>
+        <w:rPr>
+          <w:color w:val="1E293B"/>
+          <w:sz w:val="20"/>
+          <w:szCs w:val="20"/>
+        </w:rPr>
+        <w:t xml:space="preserve">14 Oct 2026 — Actors mapped to the app roles (viewer, analyst, admin, owner).</w:t>
+      </w:r>
+    </w:p>
+    <w:p>
+      <w:pPr>
+        <w:pStyle w:val="ListParagraph"/>
+        <w:numPr>
+          <w:ilvl w:val="0"/>
+          <w:numId w:val="3"/>
+        </w:numPr>
+        <w:spacing w:after="40" w:before="40"/>
+      </w:pPr>
+      <w:r>
+        <w:rPr>
+          <w:color w:val="1E293B"/>
+          <w:sz w:val="20"/>
+          <w:szCs w:val="20"/>
+        </w:rPr>
+        <w:t xml:space="preserve">14 Oct 2026 — UC-01 training steps corrected: models are compared by cross-validated PR-AUC and stored per workspace (not churn_model.pkl).</w:t>
       </w:r>
     </w:p>
     <w:sectPr>
